--- a/tillsyn/A 59583-2025 tillsynsbegäran.docx
+++ b/tillsyn/A 59583-2025 tillsynsbegäran.docx
@@ -1152,7 +1152,7 @@
     <w:r>
       <w:tab/>
       <w:tab/>
-      <w:t>2026-10-19</w:t>
+      <w:t>2026-10-20</w:t>
       <w:br/>
       <w:br/>
     </w:r>

--- a/tillsyn/A 59583-2025 tillsynsbegäran.docx
+++ b/tillsyn/A 59583-2025 tillsynsbegäran.docx
@@ -1152,7 +1152,7 @@
     <w:r>
       <w:tab/>
       <w:tab/>
-      <w:t>2026-10-20</w:t>
+      <w:t>2026-10-21</w:t>
       <w:br/>
       <w:br/>
     </w:r>

--- a/tillsyn/A 59583-2025 tillsynsbegäran.docx
+++ b/tillsyn/A 59583-2025 tillsynsbegäran.docx
@@ -1152,7 +1152,7 @@
     <w:r>
       <w:tab/>
       <w:tab/>
-      <w:t>2026-10-21</w:t>
+      <w:t>2026-10-22</w:t>
       <w:br/>
       <w:br/>
     </w:r>

--- a/tillsyn/A 59583-2025 tillsynsbegäran.docx
+++ b/tillsyn/A 59583-2025 tillsynsbegäran.docx
@@ -1152,7 +1152,7 @@
     <w:r>
       <w:tab/>
       <w:tab/>
-      <w:t>2026-10-22</w:t>
+      <w:t>2026-10-23</w:t>
       <w:br/>
       <w:br/>
     </w:r>

--- a/tillsyn/A 59583-2025 tillsynsbegäran.docx
+++ b/tillsyn/A 59583-2025 tillsynsbegäran.docx
@@ -1152,7 +1152,7 @@
     <w:r>
       <w:tab/>
       <w:tab/>
-      <w:t>2026-10-23</w:t>
+      <w:t>2026-10-24</w:t>
       <w:br/>
       <w:br/>
     </w:r>

--- a/tillsyn/A 59583-2025 tillsynsbegäran.docx
+++ b/tillsyn/A 59583-2025 tillsynsbegäran.docx
@@ -1152,7 +1152,7 @@
     <w:r>
       <w:tab/>
       <w:tab/>
-      <w:t>2026-10-24</w:t>
+      <w:t>2026-10-25</w:t>
       <w:br/>
       <w:br/>
     </w:r>

--- a/tillsyn/A 59583-2025 tillsynsbegäran.docx
+++ b/tillsyn/A 59583-2025 tillsynsbegäran.docx
@@ -1152,7 +1152,7 @@
     <w:r>
       <w:tab/>
       <w:tab/>
-      <w:t>2026-10-25</w:t>
+      <w:t>2026-10-26</w:t>
       <w:br/>
       <w:br/>
     </w:r>

--- a/tillsyn/A 59583-2025 tillsynsbegäran.docx
+++ b/tillsyn/A 59583-2025 tillsynsbegäran.docx
@@ -1152,7 +1152,7 @@
     <w:r>
       <w:tab/>
       <w:tab/>
-      <w:t>2026-10-26</w:t>
+      <w:t>2026-10-27</w:t>
       <w:br/>
       <w:br/>
     </w:r>

--- a/tillsyn/A 59583-2025 tillsynsbegäran.docx
+++ b/tillsyn/A 59583-2025 tillsynsbegäran.docx
@@ -12,7 +12,7 @@
     </w:p>
     <w:p>
       <w:r>
-        <w:t>Denna tillsynsbegäran behandlar höga naturvärden i avverkningsanmälan A 59583-2025 i Storumans kommun som inkom 2025-12-01 och omfattar 15,0 ha.</w:t>
+        <w:t>Denna tillsynsbegäran behandlar höga naturvärden i avverkningsanmälan A 59583-2025 i Storumans kommun som inkom 2025-12-01 och omfattar 14,9 ha.</w:t>
       </w:r>
     </w:p>
     <w:p>
@@ -1152,7 +1152,7 @@
     <w:r>
       <w:tab/>
       <w:tab/>
-      <w:t>2026-10-27</w:t>
+      <w:t>2026-10-28</w:t>
       <w:br/>
       <w:br/>
     </w:r>

--- a/tillsyn/A 59583-2025 tillsynsbegäran.docx
+++ b/tillsyn/A 59583-2025 tillsynsbegäran.docx
@@ -1152,7 +1152,7 @@
     <w:r>
       <w:tab/>
       <w:tab/>
-      <w:t>2026-10-28</w:t>
+      <w:t>2026-10-29</w:t>
       <w:br/>
       <w:br/>
     </w:r>

--- a/tillsyn/A 59583-2025 tillsynsbegäran.docx
+++ b/tillsyn/A 59583-2025 tillsynsbegäran.docx
@@ -1152,7 +1152,7 @@
     <w:r>
       <w:tab/>
       <w:tab/>
-      <w:t>2026-10-29</w:t>
+      <w:t>2026-10-31</w:t>
       <w:br/>
       <w:br/>
     </w:r>
